--- a/نهم/نهم - ۴/درس 3 و 4/سایز a5/فصل4 - درس 3و 4- سری 2- a5.docx
+++ b/نهم/نهم - ۴/درس 3 و 4/سایز a5/فصل4 - درس 3و 4- سری 2- a5.docx
@@ -496,7 +496,7 @@
                 <v:shape id="_x0000_i1025" type="#_x0000_t75" style="width:54.5pt;height:32.9pt" o:ole="">
                   <v:imagedata r:id="rId8" o:title=""/>
                 </v:shape>
-                <o:OLEObject Type="Embed" ProgID="Equation.DSMT4" ShapeID="_x0000_i1025" DrawAspect="Content" ObjectID="_1799466374" r:id="rId9"/>
+                <o:OLEObject Type="Embed" ProgID="Equation.DSMT4" ShapeID="_x0000_i1025" DrawAspect="Content" ObjectID="_1831523048" r:id="rId9"/>
               </w:object>
             </w:r>
             <w:r>
@@ -603,7 +603,7 @@
           <w:p>
             <w:pPr>
               <w:rPr>
-                <w:rFonts w:ascii="BNazaninBold"/>
+                <w:rFonts w:ascii="BNazaninBold" w:hint="cs"/>
                 <w:sz w:val="36"/>
                 <w:szCs w:val="36"/>
                 <w:rtl/>
@@ -638,10 +638,10 @@
                 <w:lang w:bidi="fa-IR"/>
               </w:rPr>
               <w:object w:dxaOrig="480" w:dyaOrig="720" w14:anchorId="24984862">
-                <v:shape id="_x0000_i1026" type="#_x0000_t75" style="width:28.3pt;height:40.65pt" o:ole="">
+                <v:shape id="_x0000_i1026" type="#_x0000_t75" style="width:28.8pt;height:41.15pt" o:ole="">
                   <v:imagedata r:id="rId10" o:title=""/>
                 </v:shape>
-                <o:OLEObject Type="Embed" ProgID="Equation.DSMT4" ShapeID="_x0000_i1026" DrawAspect="Content" ObjectID="_1799466375" r:id="rId11"/>
+                <o:OLEObject Type="Embed" ProgID="Equation.DSMT4" ShapeID="_x0000_i1026" DrawAspect="Content" ObjectID="_1831523049" r:id="rId11"/>
               </w:object>
             </w:r>
             <w:r>
@@ -653,6 +653,8 @@
               </w:rPr>
               <w:t>، عدد .................... است.</w:t>
             </w:r>
+            <w:bookmarkStart w:id="0" w:name="_GoBack"/>
+            <w:bookmarkEnd w:id="0"/>
           </w:p>
           <w:p>
             <w:pPr>
@@ -797,7 +799,7 @@
                 <v:shape id="_x0000_i1027" type="#_x0000_t75" style="width:76.1pt;height:22.65pt" o:ole="">
                   <v:imagedata r:id="rId12" o:title=""/>
                 </v:shape>
-                <o:OLEObject Type="Embed" ProgID="Equation.DSMT4" ShapeID="_x0000_i1027" DrawAspect="Content" ObjectID="_1799466376" r:id="rId13"/>
+                <o:OLEObject Type="Embed" ProgID="Equation.DSMT4" ShapeID="_x0000_i1027" DrawAspect="Content" ObjectID="_1831523050" r:id="rId13"/>
               </w:object>
             </w:r>
             <w:r>
@@ -860,10 +862,10 @@
                 <w:lang w:bidi="fa-IR"/>
               </w:rPr>
               <w:object w:dxaOrig="580" w:dyaOrig="760" w14:anchorId="4D5717D4">
-                <v:shape id="_x0000_i1028" type="#_x0000_t75" style="width:34.45pt;height:43.2pt" o:ole="">
+                <v:shape id="_x0000_i1028" type="#_x0000_t75" style="width:33.95pt;height:43.2pt" o:ole="">
                   <v:imagedata r:id="rId14" o:title=""/>
                 </v:shape>
-                <o:OLEObject Type="Embed" ProgID="Equation.DSMT4" ShapeID="_x0000_i1028" DrawAspect="Content" ObjectID="_1799466377" r:id="rId15"/>
+                <o:OLEObject Type="Embed" ProgID="Equation.DSMT4" ShapeID="_x0000_i1028" DrawAspect="Content" ObjectID="_1831523051" r:id="rId15"/>
               </w:object>
             </w:r>
             <w:r>
@@ -997,10 +999,10 @@
                       <w:szCs w:val="36"/>
                     </w:rPr>
                     <w:object w:dxaOrig="1200" w:dyaOrig="720" w14:anchorId="17AE7A61">
-                      <v:shape id="_x0000_i1029" type="#_x0000_t75" style="width:80.25pt;height:52.95pt" o:ole="">
+                      <v:shape id="_x0000_i1029" type="#_x0000_t75" style="width:80.25pt;height:52.45pt" o:ole="">
                         <v:imagedata r:id="rId16" o:title=""/>
                       </v:shape>
-                      <o:OLEObject Type="Embed" ProgID="Equation.DSMT4" ShapeID="_x0000_i1029" DrawAspect="Content" ObjectID="_1799466378" r:id="rId17"/>
+                      <o:OLEObject Type="Embed" ProgID="Equation.DSMT4" ShapeID="_x0000_i1029" DrawAspect="Content" ObjectID="_1831523052" r:id="rId17"/>
                     </w:object>
                   </w:r>
                 </w:p>
@@ -1050,10 +1052,10 @@
                       <w:szCs w:val="36"/>
                     </w:rPr>
                     <w:object w:dxaOrig="1440" w:dyaOrig="380" w14:anchorId="7DB3534C">
-                      <v:shape id="_x0000_i1030" type="#_x0000_t75" style="width:104.9pt;height:31.35pt" o:ole="">
+                      <v:shape id="_x0000_i1030" type="#_x0000_t75" style="width:104.9pt;height:30.85pt" o:ole="">
                         <v:imagedata r:id="rId18" o:title=""/>
                       </v:shape>
-                      <o:OLEObject Type="Embed" ProgID="Equation.DSMT4" ShapeID="_x0000_i1030" DrawAspect="Content" ObjectID="_1799466379" r:id="rId19"/>
+                      <o:OLEObject Type="Embed" ProgID="Equation.DSMT4" ShapeID="_x0000_i1030" DrawAspect="Content" ObjectID="_1831523053" r:id="rId19"/>
                     </w:object>
                   </w:r>
                 </w:p>
@@ -1104,10 +1106,10 @@
                       <w:szCs w:val="36"/>
                     </w:rPr>
                     <w:object w:dxaOrig="900" w:dyaOrig="720" w14:anchorId="50ACA33A">
-                      <v:shape id="_x0000_i1031" type="#_x0000_t75" style="width:65.3pt;height:59.15pt" o:ole="">
+                      <v:shape id="_x0000_i1031" type="#_x0000_t75" style="width:64.8pt;height:59.65pt" o:ole="">
                         <v:imagedata r:id="rId20" o:title=""/>
                       </v:shape>
-                      <o:OLEObject Type="Embed" ProgID="Equation.DSMT4" ShapeID="_x0000_i1031" DrawAspect="Content" ObjectID="_1799466380" r:id="rId21"/>
+                      <o:OLEObject Type="Embed" ProgID="Equation.DSMT4" ShapeID="_x0000_i1031" DrawAspect="Content" ObjectID="_1831523054" r:id="rId21"/>
                     </w:object>
                   </w:r>
                 </w:p>
@@ -1158,10 +1160,10 @@
                       <w:szCs w:val="36"/>
                     </w:rPr>
                     <w:object w:dxaOrig="1380" w:dyaOrig="380" w14:anchorId="3D67FC27">
-                      <v:shape id="_x0000_i1032" type="#_x0000_t75" style="width:101.3pt;height:31.35pt" o:ole="">
+                      <v:shape id="_x0000_i1032" type="#_x0000_t75" style="width:100.8pt;height:30.85pt" o:ole="">
                         <v:imagedata r:id="rId22" o:title=""/>
                       </v:shape>
-                      <o:OLEObject Type="Embed" ProgID="Equation.DSMT4" ShapeID="_x0000_i1032" DrawAspect="Content" ObjectID="_1799466381" r:id="rId23"/>
+                      <o:OLEObject Type="Embed" ProgID="Equation.DSMT4" ShapeID="_x0000_i1032" DrawAspect="Content" ObjectID="_1831523055" r:id="rId23"/>
                     </w:object>
                   </w:r>
                 </w:p>
@@ -1223,10 +1225,10 @@
                 <w:lang w:bidi="fa-IR"/>
               </w:rPr>
               <w:object w:dxaOrig="600" w:dyaOrig="220" w14:anchorId="6D71DDFB">
-                <v:shape id="_x0000_i1033" type="#_x0000_t75" style="width:35.5pt;height:12.35pt" o:ole="">
+                <v:shape id="_x0000_i1033" type="#_x0000_t75" style="width:36pt;height:12.35pt" o:ole="">
                   <v:imagedata r:id="rId24" o:title=""/>
                 </v:shape>
-                <o:OLEObject Type="Embed" ProgID="Equation.DSMT4" ShapeID="_x0000_i1033" DrawAspect="Content" ObjectID="_1799466382" r:id="rId25"/>
+                <o:OLEObject Type="Embed" ProgID="Equation.DSMT4" ShapeID="_x0000_i1033" DrawAspect="Content" ObjectID="_1831523056" r:id="rId25"/>
               </w:object>
             </w:r>
             <w:r>
@@ -1245,10 +1247,10 @@
                 <w:szCs w:val="36"/>
               </w:rPr>
               <w:object w:dxaOrig="639" w:dyaOrig="300" w14:anchorId="5F9091AF">
-                <v:shape id="_x0000_i1034" type="#_x0000_t75" style="width:37.05pt;height:16.95pt" o:ole="">
+                <v:shape id="_x0000_i1034" type="#_x0000_t75" style="width:37.05pt;height:16.45pt" o:ole="">
                   <v:imagedata r:id="rId26" o:title=""/>
                 </v:shape>
-                <o:OLEObject Type="Embed" ProgID="Equation.DSMT4" ShapeID="_x0000_i1034" DrawAspect="Content" ObjectID="_1799466383" r:id="rId27"/>
+                <o:OLEObject Type="Embed" ProgID="Equation.DSMT4" ShapeID="_x0000_i1034" DrawAspect="Content" ObjectID="_1831523057" r:id="rId27"/>
               </w:object>
             </w:r>
             <w:r>
@@ -1276,18 +1278,7 @@
                 <w:szCs w:val="36"/>
                 <w:rtl/>
               </w:rPr>
-              <w:t>حاصل عبارت</w:t>
-            </w:r>
-            <w:bookmarkStart w:id="0" w:name="_GoBack"/>
-            <w:bookmarkEnd w:id="0"/>
-            <w:r>
-              <w:rPr>
-                <w:rFonts w:ascii="Shabnam" w:hAnsi="Shabnam" w:hint="cs"/>
-                <w:sz w:val="36"/>
-                <w:szCs w:val="36"/>
-                <w:rtl/>
-              </w:rPr>
-              <w:t xml:space="preserve"> زیر را به دست آورید.</w:t>
+              <w:t>حاصل عبارت زیر را به دست آورید.</w:t>
             </w:r>
             <w:r>
               <w:rPr>
@@ -1321,7 +1312,7 @@
                 <v:shape id="_x0000_i1035" type="#_x0000_t75" style="width:94.65pt;height:37.05pt" o:ole="">
                   <v:imagedata r:id="rId28" o:title=""/>
                 </v:shape>
-                <o:OLEObject Type="Embed" ProgID="Equation.DSMT4" ShapeID="_x0000_i1035" DrawAspect="Content" ObjectID="_1799466384" r:id="rId29"/>
+                <o:OLEObject Type="Embed" ProgID="Equation.DSMT4" ShapeID="_x0000_i1035" DrawAspect="Content" ObjectID="_1831523058" r:id="rId29"/>
               </w:object>
             </w:r>
           </w:p>
@@ -1511,7 +1502,7 @@
                     <w:spacing w:line="720" w:lineRule="auto"/>
                     <w:jc w:val="right"/>
                     <w:rPr>
-                      <w:rFonts w:ascii="Vazirmatn" w:hAnsi="Vazirmatn"/>
+                      <w:rFonts w:ascii="Vazirmatn" w:hAnsi="Vazirmatn" w:hint="cs"/>
                       <w:sz w:val="36"/>
                       <w:szCs w:val="36"/>
                       <w:rtl/>
@@ -1525,11 +1516,11 @@
                       <w:sz w:val="36"/>
                       <w:szCs w:val="36"/>
                     </w:rPr>
-                    <w:object w:dxaOrig="1480" w:dyaOrig="400" w14:anchorId="1D7BD7DF">
-                      <v:shape id="_x0000_i1036" type="#_x0000_t75" style="width:91.05pt;height:27.25pt" o:ole="">
+                    <w:object w:dxaOrig="1900" w:dyaOrig="360" w14:anchorId="53039BCF">
+                      <v:shape id="_x0000_i1048" type="#_x0000_t75" style="width:138.85pt;height:28.8pt" o:ole="">
                         <v:imagedata r:id="rId30" o:title=""/>
                       </v:shape>
-                      <o:OLEObject Type="Embed" ProgID="Equation.DSMT4" ShapeID="_x0000_i1036" DrawAspect="Content" ObjectID="_1799466385" r:id="rId31"/>
+                      <o:OLEObject Type="Embed" ProgID="Equation.DSMT4" ShapeID="_x0000_i1048" DrawAspect="Content" ObjectID="_1831523059" r:id="rId31"/>
                     </w:object>
                   </w:r>
                 </w:p>
@@ -1579,10 +1570,10 @@
                       <w:szCs w:val="36"/>
                     </w:rPr>
                     <w:object w:dxaOrig="2720" w:dyaOrig="380" w14:anchorId="331545C7">
-                      <v:shape id="_x0000_i1037" type="#_x0000_t75" style="width:199.05pt;height:31.35pt" o:ole="">
+                      <v:shape id="_x0000_i1037" type="#_x0000_t75" style="width:199.55pt;height:30.85pt" o:ole="">
                         <v:imagedata r:id="rId32" o:title=""/>
                       </v:shape>
-                      <o:OLEObject Type="Embed" ProgID="Equation.DSMT4" ShapeID="_x0000_i1037" DrawAspect="Content" ObjectID="_1799466386" r:id="rId33"/>
+                      <o:OLEObject Type="Embed" ProgID="Equation.DSMT4" ShapeID="_x0000_i1037" DrawAspect="Content" ObjectID="_1831523060" r:id="rId33"/>
                     </w:object>
                   </w:r>
                 </w:p>
@@ -1601,7 +1592,7 @@
                     <w:spacing w:line="360" w:lineRule="auto"/>
                     <w:jc w:val="right"/>
                     <w:rPr>
-                      <w:rFonts w:ascii="Vazirmatn" w:hAnsi="Vazirmatn"/>
+                      <w:rFonts w:ascii="Vazirmatn" w:hAnsi="Vazirmatn" w:hint="cs"/>
                       <w:sz w:val="36"/>
                       <w:szCs w:val="36"/>
                       <w:rtl/>
@@ -1633,64 +1624,10 @@
                       <w:szCs w:val="36"/>
                     </w:rPr>
                     <w:object w:dxaOrig="1320" w:dyaOrig="360" w14:anchorId="5222ACDF">
-                      <v:shape id="_x0000_i1038" type="#_x0000_t75" style="width:96.7pt;height:29.3pt" o:ole="">
+                      <v:shape id="_x0000_i1038" type="#_x0000_t75" style="width:96.7pt;height:28.8pt" o:ole="">
                         <v:imagedata r:id="rId34" o:title=""/>
                       </v:shape>
-                      <o:OLEObject Type="Embed" ProgID="Equation.DSMT4" ShapeID="_x0000_i1038" DrawAspect="Content" ObjectID="_1799466387" r:id="rId35"/>
-                    </w:object>
-                  </w:r>
-                </w:p>
-              </w:tc>
-            </w:tr>
-            <w:tr>
-              <w:trPr>
-                <w:trHeight w:val="709"/>
-              </w:trPr>
-              <w:tc>
-                <w:tcPr>
-                  <w:tcW w:w="4959" w:type="dxa"/>
-                </w:tcPr>
-                <w:p>
-                  <w:pPr>
-                    <w:spacing w:line="360" w:lineRule="auto"/>
-                    <w:jc w:val="right"/>
-                    <w:rPr>
-                      <w:color w:val="000000" w:themeColor="text1"/>
-                      <w:sz w:val="36"/>
-                      <w:szCs w:val="36"/>
-                      <w:rtl/>
-                      <w:lang w:bidi="fa-IR"/>
-                    </w:rPr>
-                  </w:pPr>
-                </w:p>
-              </w:tc>
-              <w:tc>
-                <w:tcPr>
-                  <w:tcW w:w="5471" w:type="dxa"/>
-                </w:tcPr>
-                <w:p>
-                  <w:pPr>
-                    <w:spacing w:line="720" w:lineRule="auto"/>
-                    <w:jc w:val="right"/>
-                    <w:rPr>
-                      <w:color w:val="000000" w:themeColor="text1"/>
-                      <w:sz w:val="36"/>
-                      <w:szCs w:val="36"/>
-                      <w:rtl/>
-                    </w:rPr>
-                  </w:pPr>
-                  <w:r>
-                    <w:rPr>
-                      <w:color w:val="000000" w:themeColor="text1"/>
-                      <w:position w:val="-8"/>
-                      <w:sz w:val="36"/>
-                      <w:szCs w:val="36"/>
-                    </w:rPr>
-                    <w:object w:dxaOrig="1900" w:dyaOrig="360" w14:anchorId="174ECF17">
-                      <v:shape id="_x0000_i1039" type="#_x0000_t75" style="width:138.85pt;height:29.3pt" o:ole="">
-                        <v:imagedata r:id="rId36" o:title=""/>
-                      </v:shape>
-                      <o:OLEObject Type="Embed" ProgID="Equation.DSMT4" ShapeID="_x0000_i1039" DrawAspect="Content" ObjectID="_1799466388" r:id="rId37"/>
+                      <o:OLEObject Type="Embed" ProgID="Equation.DSMT4" ShapeID="_x0000_i1038" DrawAspect="Content" ObjectID="_1831523061" r:id="rId35"/>
                     </w:object>
                   </w:r>
                 </w:p>
@@ -1790,9 +1727,9 @@
                     </w:rPr>
                     <w:object w:dxaOrig="460" w:dyaOrig="680" w14:anchorId="689972B5">
                       <v:shape id="_x0000_i1040" type="#_x0000_t75" style="width:33.95pt;height:55.55pt" o:ole="">
-                        <v:imagedata r:id="rId38" o:title=""/>
+                        <v:imagedata r:id="rId36" o:title=""/>
                       </v:shape>
-                      <o:OLEObject Type="Embed" ProgID="Equation.DSMT4" ShapeID="_x0000_i1040" DrawAspect="Content" ObjectID="_1799466389" r:id="rId39"/>
+                      <o:OLEObject Type="Embed" ProgID="Equation.DSMT4" ShapeID="_x0000_i1040" DrawAspect="Content" ObjectID="_1831523062" r:id="rId37"/>
                     </w:object>
                   </w:r>
                 </w:p>
@@ -1820,10 +1757,10 @@
                       <w:szCs w:val="36"/>
                     </w:rPr>
                     <w:object w:dxaOrig="440" w:dyaOrig="680" w14:anchorId="4E3AAEC3">
-                      <v:shape id="_x0000_i1041" type="#_x0000_t75" style="width:32.4pt;height:55.55pt" o:ole="">
-                        <v:imagedata r:id="rId40" o:title=""/>
+                      <v:shape id="_x0000_i1041" type="#_x0000_t75" style="width:32.9pt;height:55.55pt" o:ole="">
+                        <v:imagedata r:id="rId38" o:title=""/>
                       </v:shape>
-                      <o:OLEObject Type="Embed" ProgID="Equation.DSMT4" ShapeID="_x0000_i1041" DrawAspect="Content" ObjectID="_1799466390" r:id="rId41"/>
+                      <o:OLEObject Type="Embed" ProgID="Equation.DSMT4" ShapeID="_x0000_i1041" DrawAspect="Content" ObjectID="_1831523063" r:id="rId39"/>
                     </w:object>
                   </w:r>
                 </w:p>
@@ -1873,10 +1810,10 @@
                       <w:szCs w:val="36"/>
                     </w:rPr>
                     <w:object w:dxaOrig="560" w:dyaOrig="700" w14:anchorId="5938B34C">
-                      <v:shape id="_x0000_i1042" type="#_x0000_t75" style="width:40.65pt;height:57.1pt" o:ole="">
-                        <v:imagedata r:id="rId42" o:title=""/>
+                      <v:shape id="_x0000_i1042" type="#_x0000_t75" style="width:41.15pt;height:56.55pt" o:ole="">
+                        <v:imagedata r:id="rId40" o:title=""/>
                       </v:shape>
-                      <o:OLEObject Type="Embed" ProgID="Equation.DSMT4" ShapeID="_x0000_i1042" DrawAspect="Content" ObjectID="_1799466391" r:id="rId43"/>
+                      <o:OLEObject Type="Embed" ProgID="Equation.DSMT4" ShapeID="_x0000_i1042" DrawAspect="Content" ObjectID="_1831523064" r:id="rId41"/>
                     </w:object>
                   </w:r>
                 </w:p>
@@ -1926,7 +1863,7 @@
       </w:pPr>
     </w:p>
     <w:sectPr>
-      <w:footerReference w:type="even" r:id="rId44"/>
+      <w:footerReference w:type="even" r:id="rId42"/>
       <w:pgSz w:w="11906" w:h="16838" w:code="9"/>
       <w:pgMar w:top="567" w:right="680" w:bottom="567" w:left="680" w:header="0" w:footer="0" w:gutter="0"/>
       <w:cols w:space="708"/>
@@ -4096,7 +4033,7 @@
 </file>
 
 <file path=customXml/itemProps1.xml><?xml version="1.0" encoding="utf-8"?>
-<ds:datastoreItem xmlns:ds="http://schemas.openxmlformats.org/officeDocument/2006/customXml" ds:itemID="{197828A3-A30A-4543-B2EB-F28A83DAC53A}">
+<ds:datastoreItem xmlns:ds="http://schemas.openxmlformats.org/officeDocument/2006/customXml" ds:itemID="{808D747D-A6DD-45DF-A005-19F53B329226}">
   <ds:schemaRefs>
     <ds:schemaRef ds:uri="http://schemas.openxmlformats.org/officeDocument/2006/bibliography"/>
   </ds:schemaRefs>
